--- a/case-study/case_study_rubric.docx
+++ b/case-study/case_study_rubric.docx
@@ -16,14 +16,7 @@
           <w:sz w:val="52"/>
           <w:szCs w:val="52"/>
         </w:rPr>
-        <w:t xml:space="preserve">Case Study </w:t>
-      </w:r>
-      <w:r>
-        <w:rPr>
-          <w:sz w:val="52"/>
-          <w:szCs w:val="52"/>
-        </w:rPr>
-        <w:t>Rubric</w:t>
+        <w:t>Case Study Rubric</w:t>
       </w:r>
     </w:p>
     <w:p/>
@@ -32,13 +25,21 @@
         <w:pStyle w:val="Heading2"/>
       </w:pPr>
       <w:r>
-        <w:t xml:space="preserve">Question </w:t>
-      </w:r>
-      <w:r>
-        <w:t xml:space="preserve">1 </w:t>
+        <w:t xml:space="preserve">Question 1 </w:t>
       </w:r>
       <w:r>
         <w:t>(1 point)</w:t>
+      </w:r>
+    </w:p>
+    <w:p>
+      <w:pPr>
+        <w:jc w:val="both"/>
+      </w:pPr>
+      <w:r>
+        <w:t>Identify well-known algorithms that solve this optimization problem. Briefly describe each one and justify its suitability for meeting the company’s requirements</w:t>
+      </w:r>
+      <w:r>
+        <w:t>.</w:t>
       </w:r>
     </w:p>
     <w:p>
@@ -133,18 +134,29 @@
     <w:p>
       <w:pPr>
         <w:pStyle w:val="Heading2"/>
-      </w:pPr>
-      <w:r>
-        <w:t>Question 2</w:t>
-      </w:r>
-      <w:r>
-        <w:t xml:space="preserve"> (3 point</w:t>
+        <w:tabs>
+          <w:tab w:val="center" w:pos="4252"/>
+        </w:tabs>
+      </w:pPr>
+      <w:r>
+        <w:t>Question 2 (3 point</w:t>
       </w:r>
       <w:r>
         <w:t>s</w:t>
       </w:r>
       <w:r>
         <w:t>)</w:t>
+      </w:r>
+      <w:r>
+        <w:tab/>
+      </w:r>
+    </w:p>
+    <w:p>
+      <w:pPr>
+        <w:jc w:val="both"/>
+      </w:pPr>
+      <w:r>
+        <w:t>Implement an algorithm that, given the optimized circuit obtained in the previous section, identifies the two pins whose distance, defined as the length of the shortest path between them, is maximum. The algorithm must return that distance and the intermediate pins forming the shortest path between the corresponding pair of pins. The code must include comments explaining how it works. Show an example of how to call the algorithm from a main program, specifying the initial parameter values.</w:t>
       </w:r>
     </w:p>
     <w:p>
